--- a/ООАП.docx
+++ b/ООАП.docx
@@ -211,7 +211,15 @@
         <w:spacing w:line="360" w:lineRule="auto"/>
       </w:pPr>
       <w:r>
-        <w:t>МПО…………………………………………………………………………………………………………….3</w:t>
+        <w:t>МПО………………………………………………………………………………………………………</w:t>
+      </w:r>
+      <w:proofErr w:type="gramStart"/>
+      <w:r>
+        <w:t>…….</w:t>
+      </w:r>
+      <w:proofErr w:type="gramEnd"/>
+      <w:r>
+        <w:t>3</w:t>
       </w:r>
     </w:p>
     <w:p>
@@ -224,7 +232,15 @@
         <w:spacing w:line="360" w:lineRule="auto"/>
       </w:pPr>
       <w:r>
-        <w:t>Диаграмма коммуникаций…………………………………………………………………………….6</w:t>
+        <w:t>Диаграмма коммуникаций………………………………………………………………………</w:t>
+      </w:r>
+      <w:proofErr w:type="gramStart"/>
+      <w:r>
+        <w:t>…….</w:t>
+      </w:r>
+      <w:proofErr w:type="gramEnd"/>
+      <w:r>
+        <w:t>6</w:t>
       </w:r>
     </w:p>
     <w:p>
@@ -245,6 +261,7 @@
         <w:rPr>
           <w:sz w:val="32"/>
           <w:szCs w:val="32"/>
+          <w:lang w:val="en-US"/>
         </w:rPr>
       </w:pPr>
       <w:r>
@@ -261,6 +278,21 @@
         </w:rPr>
         <w:lastRenderedPageBreak/>
         <w:t>Лабораторная работа 1</w:t>
+      </w:r>
+    </w:p>
+    <w:p>
+      <w:pPr>
+        <w:rPr>
+          <w:sz w:val="32"/>
+          <w:szCs w:val="32"/>
+        </w:rPr>
+      </w:pPr>
+      <w:r>
+        <w:rPr>
+          <w:sz w:val="32"/>
+          <w:szCs w:val="32"/>
+        </w:rPr>
+        <w:t>МПО</w:t>
       </w:r>
     </w:p>
     <w:p>
@@ -320,24 +352,45 @@
           <w:bCs/>
         </w:rPr>
       </w:pPr>
-      <w:r>
-        <w:rPr>
-          <w:b/>
-          <w:bCs/>
-        </w:rPr>
-        <w:t>Performer (Исполнитель)</w:t>
-      </w:r>
-    </w:p>
-    <w:p>
-      <w:r>
-        <w:rPr>
-          <w:b/>
-          <w:bCs/>
-        </w:rPr>
-        <w:t>Роль в системе:</w:t>
-      </w:r>
-      <w:r>
-        <w:t xml:space="preserve"> Представляет пользователя системы (сотрудника), который может выполнять задачи, оставлять комментарии и иметь определенную роль.</w:t>
+      <w:proofErr w:type="spellStart"/>
+      <w:r>
+        <w:rPr>
+          <w:b/>
+          <w:bCs/>
+        </w:rPr>
+        <w:t>Performer</w:t>
+      </w:r>
+      <w:proofErr w:type="spellEnd"/>
+      <w:r>
+        <w:rPr>
+          <w:b/>
+          <w:bCs/>
+        </w:rPr>
+        <w:t xml:space="preserve"> (Исполнитель)</w:t>
+      </w:r>
+    </w:p>
+    <w:p>
+      <w:r>
+        <w:rPr>
+          <w:b/>
+          <w:bCs/>
+        </w:rPr>
+        <w:t>Роль в системе</w:t>
+      </w:r>
+      <w:proofErr w:type="gramStart"/>
+      <w:r>
+        <w:rPr>
+          <w:b/>
+          <w:bCs/>
+        </w:rPr>
+        <w:t>:</w:t>
+      </w:r>
+      <w:r>
+        <w:t xml:space="preserve"> Представляет</w:t>
+      </w:r>
+      <w:proofErr w:type="gramEnd"/>
+      <w:r>
+        <w:t xml:space="preserve"> пользователя системы (сотрудника), который может выполнять задачи, оставлять комментарии и иметь определенную роль.</w:t>
       </w:r>
     </w:p>
     <w:p>
@@ -363,7 +416,15 @@
         </w:numPr>
       </w:pPr>
       <w:r>
-        <w:t>Имя: String — имя или ФИО исполнителя.</w:t>
+        <w:t xml:space="preserve">Имя: </w:t>
+      </w:r>
+      <w:proofErr w:type="spellStart"/>
+      <w:r>
+        <w:t>String</w:t>
+      </w:r>
+      <w:proofErr w:type="spellEnd"/>
+      <w:r>
+        <w:t xml:space="preserve"> — имя или ФИО исполнителя.</w:t>
       </w:r>
     </w:p>
     <w:p>
@@ -373,8 +434,21 @@
           <w:numId w:val="1"/>
         </w:numPr>
       </w:pPr>
-      <w:r>
-        <w:t>Email: String — адрес электронной почты.</w:t>
+      <w:proofErr w:type="spellStart"/>
+      <w:r>
+        <w:t>Email</w:t>
+      </w:r>
+      <w:proofErr w:type="spellEnd"/>
+      <w:r>
+        <w:t xml:space="preserve">: </w:t>
+      </w:r>
+      <w:proofErr w:type="spellStart"/>
+      <w:r>
+        <w:t>String</w:t>
+      </w:r>
+      <w:proofErr w:type="spellEnd"/>
+      <w:r>
+        <w:t xml:space="preserve"> — адрес электронной почты.</w:t>
       </w:r>
     </w:p>
     <w:p>
@@ -402,6 +476,7 @@
       <w:r>
         <w:t xml:space="preserve">Связана отношением ассоциации с сущностью </w:t>
       </w:r>
+      <w:proofErr w:type="spellStart"/>
       <w:r>
         <w:rPr>
           <w:b/>
@@ -409,6 +484,7 @@
         </w:rPr>
         <w:t>Role</w:t>
       </w:r>
+      <w:proofErr w:type="spellEnd"/>
       <w:r>
         <w:t xml:space="preserve"> (многие исполнители * к одной роли 1). То есть у каждого исполнителя есть ровно одна роль.</w:t>
       </w:r>
@@ -421,8 +497,10 @@
         </w:numPr>
       </w:pPr>
       <w:r>
+        <w:lastRenderedPageBreak/>
         <w:t xml:space="preserve">Связана отношением ассоциации с сущностью </w:t>
       </w:r>
+      <w:proofErr w:type="spellStart"/>
       <w:r>
         <w:rPr>
           <w:b/>
@@ -430,6 +508,7 @@
         </w:rPr>
         <w:t>Comments</w:t>
       </w:r>
+      <w:proofErr w:type="spellEnd"/>
       <w:r>
         <w:t xml:space="preserve"> (один исполнитель 1 ко многим комментариям *). Исполнитель выступает автором комментариев.</w:t>
       </w:r>
@@ -442,7 +521,6 @@
         </w:numPr>
       </w:pPr>
       <w:r>
-        <w:lastRenderedPageBreak/>
         <w:t xml:space="preserve">Связана отношением ассоциации с сущностью </w:t>
       </w:r>
       <w:r>
@@ -468,19 +546,47 @@
           <w:b/>
           <w:bCs/>
         </w:rPr>
-        <w:t>2. Role (Роль)</w:t>
-      </w:r>
-    </w:p>
-    <w:p>
-      <w:r>
-        <w:rPr>
-          <w:b/>
-          <w:bCs/>
-        </w:rPr>
-        <w:t>Роль в системе:</w:t>
-      </w:r>
-      <w:r>
-        <w:t xml:space="preserve"> Определяет уровень доступа, права и полномочия пользователей в системе.</w:t>
+        <w:t xml:space="preserve">2. </w:t>
+      </w:r>
+      <w:proofErr w:type="spellStart"/>
+      <w:r>
+        <w:rPr>
+          <w:b/>
+          <w:bCs/>
+        </w:rPr>
+        <w:t>Role</w:t>
+      </w:r>
+      <w:proofErr w:type="spellEnd"/>
+      <w:r>
+        <w:rPr>
+          <w:b/>
+          <w:bCs/>
+        </w:rPr>
+        <w:t xml:space="preserve"> (Роль)</w:t>
+      </w:r>
+    </w:p>
+    <w:p>
+      <w:r>
+        <w:rPr>
+          <w:b/>
+          <w:bCs/>
+        </w:rPr>
+        <w:t>Роль в системе</w:t>
+      </w:r>
+      <w:proofErr w:type="gramStart"/>
+      <w:r>
+        <w:rPr>
+          <w:b/>
+          <w:bCs/>
+        </w:rPr>
+        <w:t>:</w:t>
+      </w:r>
+      <w:r>
+        <w:t xml:space="preserve"> Определяет</w:t>
+      </w:r>
+      <w:proofErr w:type="gramEnd"/>
+      <w:r>
+        <w:t xml:space="preserve"> уровень доступа, права и полномочия пользователей в системе.</w:t>
       </w:r>
     </w:p>
     <w:p>
@@ -506,7 +612,15 @@
         </w:numPr>
       </w:pPr>
       <w:r>
-        <w:t>Название: String — наименование роли (например, "Администратор", "Разработчик").</w:t>
+        <w:t xml:space="preserve">Название: </w:t>
+      </w:r>
+      <w:proofErr w:type="spellStart"/>
+      <w:r>
+        <w:t>String</w:t>
+      </w:r>
+      <w:proofErr w:type="spellEnd"/>
+      <w:r>
+        <w:t xml:space="preserve"> — наименование роли (например, "Администратор", "Разработчик").</w:t>
       </w:r>
     </w:p>
     <w:p>
@@ -516,8 +630,21 @@
           <w:numId w:val="2"/>
         </w:numPr>
       </w:pPr>
-      <w:r>
-        <w:t>НаборРазрешений: String[*] — массив (список) строк, содержащий перечень конкретных прав или доступов, привязанных к этой роли.</w:t>
+      <w:proofErr w:type="spellStart"/>
+      <w:r>
+        <w:t>НаборРазрешений</w:t>
+      </w:r>
+      <w:proofErr w:type="spellEnd"/>
+      <w:r>
+        <w:t xml:space="preserve">: </w:t>
+      </w:r>
+      <w:proofErr w:type="spellStart"/>
+      <w:r>
+        <w:t>String</w:t>
+      </w:r>
+      <w:proofErr w:type="spellEnd"/>
+      <w:r>
+        <w:t>[*] — массив (список) строк, содержащий перечень конкретных прав или доступов, привязанных к этой роли.</w:t>
       </w:r>
     </w:p>
     <w:p>
@@ -545,6 +672,7 @@
       <w:r>
         <w:t xml:space="preserve">Связана отношением ассоциации с </w:t>
       </w:r>
+      <w:proofErr w:type="spellStart"/>
       <w:r>
         <w:rPr>
           <w:b/>
@@ -552,6 +680,7 @@
         </w:rPr>
         <w:t>Performer</w:t>
       </w:r>
+      <w:proofErr w:type="spellEnd"/>
       <w:r>
         <w:t xml:space="preserve"> (одна роль 1 может быть назначена множеству исполнителей *)</w:t>
       </w:r>
@@ -607,7 +736,15 @@
         </w:numPr>
       </w:pPr>
       <w:r>
-        <w:t>Название: String — краткое наименование задачи.</w:t>
+        <w:t xml:space="preserve">Название: </w:t>
+      </w:r>
+      <w:proofErr w:type="spellStart"/>
+      <w:r>
+        <w:t>String</w:t>
+      </w:r>
+      <w:proofErr w:type="spellEnd"/>
+      <w:r>
+        <w:t xml:space="preserve"> — краткое наименование задачи.</w:t>
       </w:r>
     </w:p>
     <w:p>
@@ -618,7 +755,15 @@
         </w:numPr>
       </w:pPr>
       <w:r>
-        <w:t>Описание: String — развернутый текст с деталями задачи.</w:t>
+        <w:t xml:space="preserve">Описание: </w:t>
+      </w:r>
+      <w:proofErr w:type="spellStart"/>
+      <w:r>
+        <w:t>String</w:t>
+      </w:r>
+      <w:proofErr w:type="spellEnd"/>
+      <w:r>
+        <w:t xml:space="preserve"> — развернутый текст с деталями задачи.</w:t>
       </w:r>
     </w:p>
     <w:p>
@@ -629,7 +774,15 @@
         </w:numPr>
       </w:pPr>
       <w:r>
-        <w:t xml:space="preserve">Текущий статус: String — этап жизненного цикла задачи </w:t>
+        <w:t xml:space="preserve">Текущий статус: </w:t>
+      </w:r>
+      <w:proofErr w:type="spellStart"/>
+      <w:r>
+        <w:t>String</w:t>
+      </w:r>
+      <w:proofErr w:type="spellEnd"/>
+      <w:r>
+        <w:t xml:space="preserve"> — этап жизненного цикла задачи </w:t>
       </w:r>
     </w:p>
     <w:p>
@@ -640,7 +793,15 @@
         </w:numPr>
       </w:pPr>
       <w:r>
-        <w:t xml:space="preserve">Дедлайн: String — срок завершения задачи, представленный в текстовом формате </w:t>
+        <w:t xml:space="preserve">Дедлайн: </w:t>
+      </w:r>
+      <w:proofErr w:type="spellStart"/>
+      <w:r>
+        <w:t>String</w:t>
+      </w:r>
+      <w:proofErr w:type="spellEnd"/>
+      <w:r>
+        <w:t xml:space="preserve"> — срок завершения задачи, представленный в текстовом формате </w:t>
       </w:r>
     </w:p>
     <w:p>
@@ -670,7 +831,23 @@
           <w:b/>
           <w:bCs/>
         </w:rPr>
-        <w:t>к Performer:</w:t>
+        <w:t xml:space="preserve">к </w:t>
+      </w:r>
+      <w:proofErr w:type="spellStart"/>
+      <w:r>
+        <w:rPr>
+          <w:b/>
+          <w:bCs/>
+        </w:rPr>
+        <w:t>Performer</w:t>
+      </w:r>
+      <w:proofErr w:type="spellEnd"/>
+      <w:r>
+        <w:rPr>
+          <w:b/>
+          <w:bCs/>
+        </w:rPr>
+        <w:t>:</w:t>
       </w:r>
       <w:r>
         <w:t xml:space="preserve"> Направленная ассоциация «многие к одному» (* к 1). Стрелка указывает на исполнителя, закрепленного за задачей.</w:t>
@@ -688,7 +865,23 @@
           <w:b/>
           <w:bCs/>
         </w:rPr>
-        <w:t>к Comments:</w:t>
+        <w:t xml:space="preserve">к </w:t>
+      </w:r>
+      <w:proofErr w:type="spellStart"/>
+      <w:r>
+        <w:rPr>
+          <w:b/>
+          <w:bCs/>
+        </w:rPr>
+        <w:t>Comments</w:t>
+      </w:r>
+      <w:proofErr w:type="spellEnd"/>
+      <w:r>
+        <w:rPr>
+          <w:b/>
+          <w:bCs/>
+        </w:rPr>
+        <w:t>:</w:t>
       </w:r>
       <w:r>
         <w:t xml:space="preserve"> Отношение композиции (1 с черным ромбом к *). Задача является владельцем своих комментариев; комментарии не могут существовать без привязки к конкретной задаче.</w:t>
@@ -706,7 +899,56 @@
           <w:b/>
           <w:bCs/>
         </w:rPr>
-        <w:t>к History of transitions:</w:t>
+        <w:lastRenderedPageBreak/>
+        <w:t xml:space="preserve">к </w:t>
+      </w:r>
+      <w:proofErr w:type="spellStart"/>
+      <w:r>
+        <w:rPr>
+          <w:b/>
+          <w:bCs/>
+        </w:rPr>
+        <w:t>History</w:t>
+      </w:r>
+      <w:proofErr w:type="spellEnd"/>
+      <w:r>
+        <w:rPr>
+          <w:b/>
+          <w:bCs/>
+        </w:rPr>
+        <w:t xml:space="preserve"> </w:t>
+      </w:r>
+      <w:proofErr w:type="spellStart"/>
+      <w:r>
+        <w:rPr>
+          <w:b/>
+          <w:bCs/>
+        </w:rPr>
+        <w:t>of</w:t>
+      </w:r>
+      <w:proofErr w:type="spellEnd"/>
+      <w:r>
+        <w:rPr>
+          <w:b/>
+          <w:bCs/>
+        </w:rPr>
+        <w:t xml:space="preserve"> </w:t>
+      </w:r>
+      <w:proofErr w:type="spellStart"/>
+      <w:r>
+        <w:rPr>
+          <w:b/>
+          <w:bCs/>
+        </w:rPr>
+        <w:t>transitions</w:t>
+      </w:r>
+      <w:proofErr w:type="spellEnd"/>
+      <w:r>
+        <w:rPr>
+          <w:b/>
+          <w:bCs/>
+        </w:rPr>
+        <w:t>:</w:t>
       </w:r>
       <w:r>
         <w:t xml:space="preserve"> Отношение композиции (1 с черным ромбом к *). Задача жестко владеет историей своих изменений.</w:t>
@@ -731,8 +973,23 @@
           <w:b/>
           <w:bCs/>
         </w:rPr>
-        <w:lastRenderedPageBreak/>
-        <w:t>4. Comments (Комментарии)</w:t>
+        <w:t xml:space="preserve">4. </w:t>
+      </w:r>
+      <w:proofErr w:type="spellStart"/>
+      <w:r>
+        <w:rPr>
+          <w:b/>
+          <w:bCs/>
+        </w:rPr>
+        <w:t>Comments</w:t>
+      </w:r>
+      <w:proofErr w:type="spellEnd"/>
+      <w:r>
+        <w:rPr>
+          <w:b/>
+          <w:bCs/>
+        </w:rPr>
+        <w:t xml:space="preserve"> (Комментарии)</w:t>
       </w:r>
     </w:p>
     <w:p>
@@ -770,7 +1027,15 @@
         </w:numPr>
       </w:pPr>
       <w:r>
-        <w:t>Текст: String — тело самого комментария.</w:t>
+        <w:t xml:space="preserve">Текст: </w:t>
+      </w:r>
+      <w:proofErr w:type="spellStart"/>
+      <w:r>
+        <w:t>String</w:t>
+      </w:r>
+      <w:proofErr w:type="spellEnd"/>
+      <w:r>
+        <w:t xml:space="preserve"> — тело самого комментария.</w:t>
       </w:r>
     </w:p>
     <w:p>
@@ -781,7 +1046,15 @@
         </w:numPr>
       </w:pPr>
       <w:r>
-        <w:t>Время создания: String — дата и время написания комментария в строковом формате.</w:t>
+        <w:t xml:space="preserve">Время создания: </w:t>
+      </w:r>
+      <w:proofErr w:type="spellStart"/>
+      <w:r>
+        <w:t>String</w:t>
+      </w:r>
+      <w:proofErr w:type="spellEnd"/>
+      <w:r>
+        <w:t xml:space="preserve"> — дата и время написания комментария в строковом формате.</w:t>
       </w:r>
     </w:p>
     <w:p>
@@ -811,10 +1084,22 @@
           <w:b/>
           <w:bCs/>
         </w:rPr>
-        <w:t>к Task:</w:t>
-      </w:r>
-      <w:r>
-        <w:t xml:space="preserve"> Является частью композиции (многие комментарии * принадлежат одной конкретной задаче 1).</w:t>
+        <w:t>к Task</w:t>
+      </w:r>
+      <w:proofErr w:type="gramStart"/>
+      <w:r>
+        <w:rPr>
+          <w:b/>
+          <w:bCs/>
+        </w:rPr>
+        <w:t>:</w:t>
+      </w:r>
+      <w:r>
+        <w:t xml:space="preserve"> Является</w:t>
+      </w:r>
+      <w:proofErr w:type="gramEnd"/>
+      <w:r>
+        <w:t xml:space="preserve"> частью композиции (многие комментарии * принадлежат одной конкретной задаче 1).</w:t>
       </w:r>
     </w:p>
     <w:p>
@@ -829,7 +1114,23 @@
           <w:b/>
           <w:bCs/>
         </w:rPr>
-        <w:t>к Performer:</w:t>
+        <w:t xml:space="preserve">к </w:t>
+      </w:r>
+      <w:proofErr w:type="spellStart"/>
+      <w:r>
+        <w:rPr>
+          <w:b/>
+          <w:bCs/>
+        </w:rPr>
+        <w:t>Performer</w:t>
+      </w:r>
+      <w:proofErr w:type="spellEnd"/>
+      <w:r>
+        <w:rPr>
+          <w:b/>
+          <w:bCs/>
+        </w:rPr>
+        <w:t>:</w:t>
       </w:r>
       <w:r>
         <w:t xml:space="preserve"> Направленная ассоциация «многие к одному» (* к 1). Указывает на автора данного комментария.</w:t>
@@ -847,7 +1148,23 @@
           <w:b/>
           <w:bCs/>
         </w:rPr>
-        <w:t>к Notifications:</w:t>
+        <w:t xml:space="preserve">к </w:t>
+      </w:r>
+      <w:proofErr w:type="spellStart"/>
+      <w:r>
+        <w:rPr>
+          <w:b/>
+          <w:bCs/>
+        </w:rPr>
+        <w:t>Notifications</w:t>
+      </w:r>
+      <w:proofErr w:type="spellEnd"/>
+      <w:r>
+        <w:rPr>
+          <w:b/>
+          <w:bCs/>
+        </w:rPr>
+        <w:t>:</w:t>
       </w:r>
       <w:r>
         <w:t xml:space="preserve"> Направленная ассоциация. Создание комментария инициирует отправку связанных уведомлений.</w:t>
@@ -942,7 +1259,15 @@
         </w:numPr>
       </w:pPr>
       <w:r>
-        <w:t>Новый статус: String — наименование статуса, в который перевели задачу.</w:t>
+        <w:t xml:space="preserve">Новый статус: </w:t>
+      </w:r>
+      <w:proofErr w:type="spellStart"/>
+      <w:r>
+        <w:t>String</w:t>
+      </w:r>
+      <w:proofErr w:type="spellEnd"/>
+      <w:r>
+        <w:t xml:space="preserve"> — наименование статуса, в который перевели задачу.</w:t>
       </w:r>
     </w:p>
     <w:p>
@@ -953,7 +1278,15 @@
         </w:numPr>
       </w:pPr>
       <w:r>
-        <w:t>Автор: Performer — сложный тип данных, указывающий на объект исполнителя, который совершил это действие.</w:t>
+        <w:t xml:space="preserve">Автор: </w:t>
+      </w:r>
+      <w:proofErr w:type="spellStart"/>
+      <w:r>
+        <w:t>Performer</w:t>
+      </w:r>
+      <w:proofErr w:type="spellEnd"/>
+      <w:r>
+        <w:t xml:space="preserve"> — сложный тип данных, указывающий на объект исполнителя, который совершил это действие.</w:t>
       </w:r>
     </w:p>
     <w:p>
@@ -963,8 +1296,21 @@
           <w:numId w:val="5"/>
         </w:numPr>
       </w:pPr>
-      <w:r>
-        <w:t>ДатаИзменения: String — дата и время фиксации изменения в строковом формате.</w:t>
+      <w:proofErr w:type="spellStart"/>
+      <w:r>
+        <w:t>ДатаИзменения</w:t>
+      </w:r>
+      <w:proofErr w:type="spellEnd"/>
+      <w:r>
+        <w:t xml:space="preserve">: </w:t>
+      </w:r>
+      <w:proofErr w:type="spellStart"/>
+      <w:r>
+        <w:t>String</w:t>
+      </w:r>
+      <w:proofErr w:type="spellEnd"/>
+      <w:r>
+        <w:t xml:space="preserve"> — дата и время фиксации изменения в строковом формате.</w:t>
       </w:r>
     </w:p>
     <w:p>
@@ -1022,15 +1368,32 @@
           <w:b/>
           <w:bCs/>
         </w:rPr>
-        <w:t>6. Notifications (Уведомления)</w:t>
-      </w:r>
-    </w:p>
-    <w:p>
-      <w:r>
-        <w:rPr>
-          <w:b/>
-          <w:bCs/>
-        </w:rPr>
+        <w:t xml:space="preserve">6. </w:t>
+      </w:r>
+      <w:proofErr w:type="spellStart"/>
+      <w:r>
+        <w:rPr>
+          <w:b/>
+          <w:bCs/>
+        </w:rPr>
+        <w:t>Notifications</w:t>
+      </w:r>
+      <w:proofErr w:type="spellEnd"/>
+      <w:r>
+        <w:rPr>
+          <w:b/>
+          <w:bCs/>
+        </w:rPr>
+        <w:t xml:space="preserve"> (Уведомления)</w:t>
+      </w:r>
+    </w:p>
+    <w:p>
+      <w:r>
+        <w:rPr>
+          <w:b/>
+          <w:bCs/>
+        </w:rPr>
+        <w:lastRenderedPageBreak/>
         <w:t>Роль в системе:</w:t>
       </w:r>
       <w:r>
@@ -1060,8 +1423,15 @@
         </w:numPr>
       </w:pPr>
       <w:r>
-        <w:lastRenderedPageBreak/>
-        <w:t>Текст: String — содержимое уведомления.</w:t>
+        <w:t xml:space="preserve">Текст: </w:t>
+      </w:r>
+      <w:proofErr w:type="spellStart"/>
+      <w:r>
+        <w:t>String</w:t>
+      </w:r>
+      <w:proofErr w:type="spellEnd"/>
+      <w:r>
+        <w:t xml:space="preserve"> — содержимое уведомления.</w:t>
       </w:r>
     </w:p>
     <w:p>
@@ -1089,6 +1459,7 @@
       <w:r>
         <w:t xml:space="preserve">Принимает входящую направленную стрелку от класса </w:t>
       </w:r>
+      <w:proofErr w:type="spellStart"/>
       <w:r>
         <w:rPr>
           <w:b/>
@@ -1096,12 +1467,27 @@
         </w:rPr>
         <w:t>Comments</w:t>
       </w:r>
+      <w:proofErr w:type="spellEnd"/>
       <w:r>
         <w:t>, сигнализируя, что новые комментарии порождают уведомления.</w:t>
       </w:r>
     </w:p>
     <w:p/>
-    <w:p/>
+    <w:p>
+      <w:pPr>
+        <w:rPr>
+          <w:sz w:val="32"/>
+          <w:szCs w:val="32"/>
+        </w:rPr>
+      </w:pPr>
+      <w:r>
+        <w:rPr>
+          <w:sz w:val="32"/>
+          <w:szCs w:val="32"/>
+        </w:rPr>
+        <w:t>Диаграмма коммуникаций</w:t>
+      </w:r>
+    </w:p>
     <w:p>
       <w:r>
         <w:rPr>
@@ -1167,13 +1553,24 @@
           <w:numId w:val="7"/>
         </w:numPr>
       </w:pPr>
-      <w:r>
-        <w:rPr>
-          <w:b/>
-          <w:bCs/>
-        </w:rPr>
-        <w:t>:Performer</w:t>
-      </w:r>
+      <w:proofErr w:type="gramStart"/>
+      <w:r>
+        <w:rPr>
+          <w:b/>
+          <w:bCs/>
+        </w:rPr>
+        <w:t>:</w:t>
+      </w:r>
+      <w:proofErr w:type="spellStart"/>
+      <w:r>
+        <w:rPr>
+          <w:b/>
+          <w:bCs/>
+        </w:rPr>
+        <w:t>Performer</w:t>
+      </w:r>
+      <w:proofErr w:type="spellEnd"/>
+      <w:proofErr w:type="gramEnd"/>
       <w:r>
         <w:t xml:space="preserve"> — актер (пользователь), инициирующий процесс.</w:t>
       </w:r>
@@ -1185,6 +1582,8 @@
           <w:numId w:val="7"/>
         </w:numPr>
       </w:pPr>
+      <w:proofErr w:type="spellStart"/>
+      <w:proofErr w:type="gramStart"/>
       <w:r>
         <w:rPr>
           <w:b/>
@@ -1192,6 +1591,8 @@
         </w:rPr>
         <w:t>TaskController:Controller</w:t>
       </w:r>
+      <w:proofErr w:type="spellEnd"/>
+      <w:proofErr w:type="gramEnd"/>
       <w:r>
         <w:t xml:space="preserve"> — контроллер для управления задачами.</w:t>
       </w:r>
@@ -1203,6 +1604,8 @@
           <w:numId w:val="7"/>
         </w:numPr>
       </w:pPr>
+      <w:proofErr w:type="spellStart"/>
+      <w:proofErr w:type="gramStart"/>
       <w:r>
         <w:rPr>
           <w:b/>
@@ -1210,6 +1613,8 @@
         </w:rPr>
         <w:t>RoleController:Controller</w:t>
       </w:r>
+      <w:proofErr w:type="spellEnd"/>
+      <w:proofErr w:type="gramEnd"/>
       <w:r>
         <w:t xml:space="preserve"> — контроллер для проверки прав и ролей.</w:t>
       </w:r>
@@ -1221,6 +1626,8 @@
           <w:numId w:val="7"/>
         </w:numPr>
       </w:pPr>
+      <w:proofErr w:type="spellStart"/>
+      <w:proofErr w:type="gramStart"/>
       <w:r>
         <w:rPr>
           <w:b/>
@@ -1228,6 +1635,8 @@
         </w:rPr>
         <w:t>currentTask:Task</w:t>
       </w:r>
+      <w:proofErr w:type="spellEnd"/>
+      <w:proofErr w:type="gramEnd"/>
       <w:r>
         <w:t xml:space="preserve"> — текущий объект задачи, статус которой изменяется.</w:t>
       </w:r>
@@ -1239,6 +1648,8 @@
           <w:numId w:val="7"/>
         </w:numPr>
       </w:pPr>
+      <w:proofErr w:type="spellStart"/>
+      <w:proofErr w:type="gramStart"/>
       <w:r>
         <w:rPr>
           <w:b/>
@@ -1246,6 +1657,8 @@
         </w:rPr>
         <w:t>history:TransitionHistory</w:t>
       </w:r>
+      <w:proofErr w:type="spellEnd"/>
+      <w:proofErr w:type="gramEnd"/>
       <w:r>
         <w:t xml:space="preserve"> — объект для ведения истории изменений.</w:t>
       </w:r>
@@ -1257,6 +1670,8 @@
           <w:numId w:val="7"/>
         </w:numPr>
       </w:pPr>
+      <w:proofErr w:type="spellStart"/>
+      <w:proofErr w:type="gramStart"/>
       <w:r>
         <w:rPr>
           <w:b/>
@@ -1264,6 +1679,8 @@
         </w:rPr>
         <w:t>notification:Notification</w:t>
       </w:r>
+      <w:proofErr w:type="spellEnd"/>
+      <w:proofErr w:type="gramEnd"/>
       <w:r>
         <w:t xml:space="preserve"> — объект для отправки уведомлений.</w:t>
       </w:r>
@@ -1296,11 +1713,98 @@
           <w:b/>
           <w:bCs/>
         </w:rPr>
-        <w:t>1: updateTask(id, status)</w:t>
+        <w:lastRenderedPageBreak/>
+        <w:t xml:space="preserve">1: </w:t>
+      </w:r>
+      <w:proofErr w:type="spellStart"/>
+      <w:proofErr w:type="gramStart"/>
+      <w:r>
+        <w:rPr>
+          <w:b/>
+          <w:bCs/>
+        </w:rPr>
+        <w:t>updateTask</w:t>
+      </w:r>
+      <w:proofErr w:type="spellEnd"/>
+      <w:r>
+        <w:rPr>
+          <w:b/>
+          <w:bCs/>
+        </w:rPr>
+        <w:t>(</w:t>
+      </w:r>
+      <w:proofErr w:type="spellStart"/>
+      <w:proofErr w:type="gramEnd"/>
+      <w:r>
+        <w:rPr>
+          <w:b/>
+          <w:bCs/>
+        </w:rPr>
+        <w:t>id</w:t>
+      </w:r>
+      <w:proofErr w:type="spellEnd"/>
+      <w:r>
+        <w:rPr>
+          <w:b/>
+          <w:bCs/>
+        </w:rPr>
+        <w:t xml:space="preserve">, </w:t>
+      </w:r>
+      <w:proofErr w:type="spellStart"/>
+      <w:r>
+        <w:rPr>
+          <w:b/>
+          <w:bCs/>
+        </w:rPr>
+        <w:t>status</w:t>
+      </w:r>
+      <w:proofErr w:type="spellEnd"/>
+      <w:r>
+        <w:rPr>
+          <w:b/>
+          <w:bCs/>
+        </w:rPr>
+        <w:t>)</w:t>
       </w:r>
       <w:r>
         <w:br/>
-        <w:t>Актер :Performer отправляет запрос в TaskController на обновление задачи с указанием её идентификатора (id) и нового статуса (status).</w:t>
+      </w:r>
+      <w:proofErr w:type="gramStart"/>
+      <w:r>
+        <w:t>Актер :</w:t>
+      </w:r>
+      <w:proofErr w:type="spellStart"/>
+      <w:r>
+        <w:t>Performer</w:t>
+      </w:r>
+      <w:proofErr w:type="spellEnd"/>
+      <w:proofErr w:type="gramEnd"/>
+      <w:r>
+        <w:t xml:space="preserve"> отправляет запрос в </w:t>
+      </w:r>
+      <w:proofErr w:type="spellStart"/>
+      <w:r>
+        <w:t>TaskController</w:t>
+      </w:r>
+      <w:proofErr w:type="spellEnd"/>
+      <w:r>
+        <w:t xml:space="preserve"> на обновление задачи с указанием её идентификатора (</w:t>
+      </w:r>
+      <w:proofErr w:type="spellStart"/>
+      <w:r>
+        <w:t>id</w:t>
+      </w:r>
+      <w:proofErr w:type="spellEnd"/>
+      <w:r>
+        <w:t>) и нового статуса (</w:t>
+      </w:r>
+      <w:proofErr w:type="spellStart"/>
+      <w:r>
+        <w:t>status</w:t>
+      </w:r>
+      <w:proofErr w:type="spellEnd"/>
+      <w:r>
+        <w:t>).</w:t>
       </w:r>
     </w:p>
     <w:p>
@@ -1315,11 +1819,75 @@
           <w:b/>
           <w:bCs/>
         </w:rPr>
-        <w:t>1.1: valid = checkRole()</w:t>
+        <w:t xml:space="preserve">1.1: </w:t>
+      </w:r>
+      <w:proofErr w:type="spellStart"/>
+      <w:r>
+        <w:rPr>
+          <w:b/>
+          <w:bCs/>
+        </w:rPr>
+        <w:t>valid</w:t>
+      </w:r>
+      <w:proofErr w:type="spellEnd"/>
+      <w:r>
+        <w:rPr>
+          <w:b/>
+          <w:bCs/>
+        </w:rPr>
+        <w:t xml:space="preserve"> = </w:t>
+      </w:r>
+      <w:proofErr w:type="spellStart"/>
+      <w:proofErr w:type="gramStart"/>
+      <w:r>
+        <w:rPr>
+          <w:b/>
+          <w:bCs/>
+        </w:rPr>
+        <w:t>checkRole</w:t>
+      </w:r>
+      <w:proofErr w:type="spellEnd"/>
+      <w:r>
+        <w:rPr>
+          <w:b/>
+          <w:bCs/>
+        </w:rPr>
+        <w:t>(</w:t>
+      </w:r>
+      <w:proofErr w:type="gramEnd"/>
+      <w:r>
+        <w:rPr>
+          <w:b/>
+          <w:bCs/>
+        </w:rPr>
+        <w:t>)</w:t>
       </w:r>
       <w:r>
         <w:br/>
-        <w:t>TaskController обращается к RoleController для проверки прав доступа текущего пользователя. Результат проверки сохраняется в переменную valid.</w:t>
+      </w:r>
+      <w:proofErr w:type="spellStart"/>
+      <w:r>
+        <w:t>TaskController</w:t>
+      </w:r>
+      <w:proofErr w:type="spellEnd"/>
+      <w:r>
+        <w:t xml:space="preserve"> обращается к </w:t>
+      </w:r>
+      <w:proofErr w:type="spellStart"/>
+      <w:r>
+        <w:t>RoleController</w:t>
+      </w:r>
+      <w:proofErr w:type="spellEnd"/>
+      <w:r>
+        <w:t xml:space="preserve"> для проверки прав доступа текущего пользователя. Результат проверки сохраняется в переменную </w:t>
+      </w:r>
+      <w:proofErr w:type="spellStart"/>
+      <w:r>
+        <w:t>valid</w:t>
+      </w:r>
+      <w:proofErr w:type="spellEnd"/>
+      <w:r>
+        <w:t>.</w:t>
       </w:r>
     </w:p>
     <w:p>
@@ -1334,8 +1902,39 @@
           <w:b/>
           <w:bCs/>
         </w:rPr>
-        <w:lastRenderedPageBreak/>
-        <w:t>1.2: changeStatus(status)</w:t>
+        <w:t xml:space="preserve">1.2: </w:t>
+      </w:r>
+      <w:proofErr w:type="spellStart"/>
+      <w:r>
+        <w:rPr>
+          <w:b/>
+          <w:bCs/>
+        </w:rPr>
+        <w:t>changeStatus</w:t>
+      </w:r>
+      <w:proofErr w:type="spellEnd"/>
+      <w:r>
+        <w:rPr>
+          <w:b/>
+          <w:bCs/>
+        </w:rPr>
+        <w:t>(</w:t>
+      </w:r>
+      <w:proofErr w:type="spellStart"/>
+      <w:r>
+        <w:rPr>
+          <w:b/>
+          <w:bCs/>
+        </w:rPr>
+        <w:t>status</w:t>
+      </w:r>
+      <w:proofErr w:type="spellEnd"/>
+      <w:r>
+        <w:rPr>
+          <w:b/>
+          <w:bCs/>
+        </w:rPr>
+        <w:t>)</w:t>
       </w:r>
       <w:r>
         <w:t xml:space="preserve"> </w:t>
@@ -1345,11 +1944,75 @@
           <w:i/>
           <w:iCs/>
         </w:rPr>
-        <w:t>(Условие: [valid=true])</w:t>
+        <w:t>(Условие: [</w:t>
+      </w:r>
+      <w:proofErr w:type="spellStart"/>
+      <w:r>
+        <w:rPr>
+          <w:i/>
+          <w:iCs/>
+        </w:rPr>
+        <w:t>valid</w:t>
+      </w:r>
+      <w:proofErr w:type="spellEnd"/>
+      <w:r>
+        <w:rPr>
+          <w:i/>
+          <w:iCs/>
+        </w:rPr>
+        <w:t>=</w:t>
+      </w:r>
+      <w:proofErr w:type="spellStart"/>
+      <w:r>
+        <w:rPr>
+          <w:i/>
+          <w:iCs/>
+        </w:rPr>
+        <w:t>true</w:t>
+      </w:r>
+      <w:proofErr w:type="spellEnd"/>
+      <w:r>
+        <w:rPr>
+          <w:i/>
+          <w:iCs/>
+        </w:rPr>
+        <w:t>])</w:t>
       </w:r>
       <w:r>
         <w:br/>
-        <w:t>Если проверка прав прошла успешно (valid равен true), TaskController вызывает метод изменения статуса у объекта currentTask.</w:t>
+        <w:t>Если проверка прав прошла успешно (</w:t>
+      </w:r>
+      <w:proofErr w:type="spellStart"/>
+      <w:r>
+        <w:t>valid</w:t>
+      </w:r>
+      <w:proofErr w:type="spellEnd"/>
+      <w:r>
+        <w:t xml:space="preserve"> равен </w:t>
+      </w:r>
+      <w:proofErr w:type="spellStart"/>
+      <w:r>
+        <w:t>true</w:t>
+      </w:r>
+      <w:proofErr w:type="spellEnd"/>
+      <w:r>
+        <w:t xml:space="preserve">), </w:t>
+      </w:r>
+      <w:proofErr w:type="spellStart"/>
+      <w:r>
+        <w:t>TaskController</w:t>
+      </w:r>
+      <w:proofErr w:type="spellEnd"/>
+      <w:r>
+        <w:t xml:space="preserve"> вызывает метод изменения статуса у объекта </w:t>
+      </w:r>
+      <w:proofErr w:type="spellStart"/>
+      <w:r>
+        <w:t>currentTask</w:t>
+      </w:r>
+      <w:proofErr w:type="spellEnd"/>
+      <w:r>
+        <w:t>.</w:t>
       </w:r>
     </w:p>
     <w:p>
@@ -1379,10 +2042,78 @@
           <w:b/>
           <w:bCs/>
         </w:rPr>
-        <w:t>1.2.1: logTransition(old, new)</w:t>
-      </w:r>
-      <w:r>
-        <w:t xml:space="preserve"> — объект currentTask отправляет запрос в history:TransitionHistory для логирования перехода из старого статуса в новый.</w:t>
+        <w:t xml:space="preserve">1.2.1: </w:t>
+      </w:r>
+      <w:proofErr w:type="spellStart"/>
+      <w:proofErr w:type="gramStart"/>
+      <w:r>
+        <w:rPr>
+          <w:b/>
+          <w:bCs/>
+        </w:rPr>
+        <w:t>logTransition</w:t>
+      </w:r>
+      <w:proofErr w:type="spellEnd"/>
+      <w:r>
+        <w:rPr>
+          <w:b/>
+          <w:bCs/>
+        </w:rPr>
+        <w:t>(</w:t>
+      </w:r>
+      <w:proofErr w:type="spellStart"/>
+      <w:proofErr w:type="gramEnd"/>
+      <w:r>
+        <w:rPr>
+          <w:b/>
+          <w:bCs/>
+        </w:rPr>
+        <w:t>old</w:t>
+      </w:r>
+      <w:proofErr w:type="spellEnd"/>
+      <w:r>
+        <w:rPr>
+          <w:b/>
+          <w:bCs/>
+        </w:rPr>
+        <w:t xml:space="preserve">, </w:t>
+      </w:r>
+      <w:proofErr w:type="spellStart"/>
+      <w:r>
+        <w:rPr>
+          <w:b/>
+          <w:bCs/>
+        </w:rPr>
+        <w:t>new</w:t>
+      </w:r>
+      <w:proofErr w:type="spellEnd"/>
+      <w:r>
+        <w:rPr>
+          <w:b/>
+          <w:bCs/>
+        </w:rPr>
+        <w:t>)</w:t>
+      </w:r>
+      <w:r>
+        <w:t xml:space="preserve"> — объект </w:t>
+      </w:r>
+      <w:proofErr w:type="spellStart"/>
+      <w:r>
+        <w:t>currentTask</w:t>
+      </w:r>
+      <w:proofErr w:type="spellEnd"/>
+      <w:r>
+        <w:t xml:space="preserve"> отправляет запрос в </w:t>
+      </w:r>
+      <w:proofErr w:type="spellStart"/>
+      <w:proofErr w:type="gramStart"/>
+      <w:r>
+        <w:t>history:TransitionHistory</w:t>
+      </w:r>
+      <w:proofErr w:type="spellEnd"/>
+      <w:proofErr w:type="gramEnd"/>
+      <w:r>
+        <w:t xml:space="preserve"> для логирования перехода из старого статуса в новый.</w:t>
       </w:r>
     </w:p>
     <w:p>
@@ -1397,14 +2128,112 @@
           <w:b/>
           <w:bCs/>
         </w:rPr>
-        <w:t>1.2.2: notificate(taskId, to: Actor, "Change")</w:t>
-      </w:r>
-      <w:r>
-        <w:t xml:space="preserve"> — объект currentTask отправляет запрос в notification:Notification для уведомления соответствующего актера об изменении статуса задачи</w:t>
+        <w:t xml:space="preserve">1.2.2: </w:t>
+      </w:r>
+      <w:proofErr w:type="spellStart"/>
+      <w:proofErr w:type="gramStart"/>
+      <w:r>
+        <w:rPr>
+          <w:b/>
+          <w:bCs/>
+        </w:rPr>
+        <w:t>notificate</w:t>
+      </w:r>
+      <w:proofErr w:type="spellEnd"/>
+      <w:r>
+        <w:rPr>
+          <w:b/>
+          <w:bCs/>
+        </w:rPr>
+        <w:t>(</w:t>
+      </w:r>
+      <w:proofErr w:type="spellStart"/>
+      <w:proofErr w:type="gramEnd"/>
+      <w:r>
+        <w:rPr>
+          <w:b/>
+          <w:bCs/>
+        </w:rPr>
+        <w:t>taskId</w:t>
+      </w:r>
+      <w:proofErr w:type="spellEnd"/>
+      <w:r>
+        <w:rPr>
+          <w:b/>
+          <w:bCs/>
+        </w:rPr>
+        <w:t xml:space="preserve">, </w:t>
+      </w:r>
+      <w:proofErr w:type="spellStart"/>
+      <w:r>
+        <w:rPr>
+          <w:b/>
+          <w:bCs/>
+        </w:rPr>
+        <w:t>to</w:t>
+      </w:r>
+      <w:proofErr w:type="spellEnd"/>
+      <w:r>
+        <w:rPr>
+          <w:b/>
+          <w:bCs/>
+        </w:rPr>
+        <w:t xml:space="preserve">: </w:t>
+      </w:r>
+      <w:proofErr w:type="spellStart"/>
+      <w:r>
+        <w:rPr>
+          <w:b/>
+          <w:bCs/>
+        </w:rPr>
+        <w:t>Actor</w:t>
+      </w:r>
+      <w:proofErr w:type="spellEnd"/>
+      <w:r>
+        <w:rPr>
+          <w:b/>
+          <w:bCs/>
+        </w:rPr>
+        <w:t>, "Change")</w:t>
+      </w:r>
+      <w:r>
+        <w:t xml:space="preserve"> — объект </w:t>
+      </w:r>
+      <w:proofErr w:type="spellStart"/>
+      <w:r>
+        <w:t>currentTask</w:t>
+      </w:r>
+      <w:proofErr w:type="spellEnd"/>
+      <w:r>
+        <w:t xml:space="preserve"> отправляет запрос в </w:t>
+      </w:r>
+      <w:proofErr w:type="spellStart"/>
+      <w:proofErr w:type="gramStart"/>
+      <w:r>
+        <w:t>notification:Notification</w:t>
+      </w:r>
+      <w:proofErr w:type="spellEnd"/>
+      <w:proofErr w:type="gramEnd"/>
+      <w:r>
+        <w:t xml:space="preserve"> для уведомления соответствующего актера об изменении статуса задачи</w:t>
       </w:r>
     </w:p>
     <w:p/>
-    <w:p/>
+    <w:p>
+      <w:pPr>
+        <w:rPr>
+          <w:sz w:val="32"/>
+          <w:szCs w:val="32"/>
+        </w:rPr>
+      </w:pPr>
+      <w:r>
+        <w:rPr>
+          <w:sz w:val="32"/>
+          <w:szCs w:val="32"/>
+        </w:rPr>
+        <w:t>Диаграмма анализа</w:t>
+      </w:r>
+    </w:p>
     <w:p>
       <w:r>
         <w:rPr>
@@ -1475,7 +2304,23 @@
           <w:b/>
           <w:bCs/>
         </w:rPr>
-        <w:t>:Performer (Актор)</w:t>
+        <w:t>:</w:t>
+      </w:r>
+      <w:proofErr w:type="spellStart"/>
+      <w:r>
+        <w:rPr>
+          <w:b/>
+          <w:bCs/>
+        </w:rPr>
+        <w:t>Performer</w:t>
+      </w:r>
+      <w:proofErr w:type="spellEnd"/>
+      <w:r>
+        <w:rPr>
+          <w:b/>
+          <w:bCs/>
+        </w:rPr>
+        <w:t xml:space="preserve"> (Актор)</w:t>
       </w:r>
       <w:r>
         <w:t xml:space="preserve"> — пользователь, запускающий сценарий.</w:t>
@@ -1488,12 +2333,38 @@
           <w:numId w:val="9"/>
         </w:numPr>
       </w:pPr>
-      <w:r>
-        <w:rPr>
-          <w:b/>
-          <w:bCs/>
-        </w:rPr>
-        <w:t>Boundary Objects (Граничные объекты / Интерфейс):</w:t>
+      <w:proofErr w:type="spellStart"/>
+      <w:r>
+        <w:rPr>
+          <w:b/>
+          <w:bCs/>
+        </w:rPr>
+        <w:lastRenderedPageBreak/>
+        <w:t>Boundary</w:t>
+      </w:r>
+      <w:proofErr w:type="spellEnd"/>
+      <w:r>
+        <w:rPr>
+          <w:b/>
+          <w:bCs/>
+        </w:rPr>
+        <w:t xml:space="preserve"> </w:t>
+      </w:r>
+      <w:proofErr w:type="spellStart"/>
+      <w:r>
+        <w:rPr>
+          <w:b/>
+          <w:bCs/>
+        </w:rPr>
+        <w:t>Objects</w:t>
+      </w:r>
+      <w:proofErr w:type="spellEnd"/>
+      <w:r>
+        <w:rPr>
+          <w:b/>
+          <w:bCs/>
+        </w:rPr>
+        <w:t xml:space="preserve"> (Граничные объекты / Интерфейс):</w:t>
       </w:r>
     </w:p>
     <w:p>
@@ -1503,8 +2374,13 @@
           <w:numId w:val="9"/>
         </w:numPr>
       </w:pPr>
-      <w:r>
-        <w:t>:Form — форма ввода данных.</w:t>
+      <w:proofErr w:type="gramStart"/>
+      <w:r>
+        <w:t>:Form</w:t>
+      </w:r>
+      <w:proofErr w:type="gramEnd"/>
+      <w:r>
+        <w:t xml:space="preserve"> — форма ввода данных.</w:t>
       </w:r>
     </w:p>
     <w:p>
@@ -1514,8 +2390,18 @@
           <w:numId w:val="9"/>
         </w:numPr>
       </w:pPr>
-      <w:r>
-        <w:t>:TaskPage — страница задачи, которая также возвращает ответ пользователю.</w:t>
+      <w:proofErr w:type="gramStart"/>
+      <w:r>
+        <w:t>:</w:t>
+      </w:r>
+      <w:proofErr w:type="spellStart"/>
+      <w:r>
+        <w:t>TaskPage</w:t>
+      </w:r>
+      <w:proofErr w:type="spellEnd"/>
+      <w:proofErr w:type="gramEnd"/>
+      <w:r>
+        <w:t xml:space="preserve"> — страница задачи, которая также возвращает ответ пользователю.</w:t>
       </w:r>
     </w:p>
     <w:p>
@@ -1530,7 +2416,23 @@
           <w:b/>
           <w:bCs/>
         </w:rPr>
-        <w:t>Control Objects (Управляющие объекты / Логика):</w:t>
+        <w:t xml:space="preserve">Control </w:t>
+      </w:r>
+      <w:proofErr w:type="spellStart"/>
+      <w:r>
+        <w:rPr>
+          <w:b/>
+          <w:bCs/>
+        </w:rPr>
+        <w:t>Objects</w:t>
+      </w:r>
+      <w:proofErr w:type="spellEnd"/>
+      <w:r>
+        <w:rPr>
+          <w:b/>
+          <w:bCs/>
+        </w:rPr>
+        <w:t xml:space="preserve"> (Управляющие объекты / Логика):</w:t>
       </w:r>
     </w:p>
     <w:p>
@@ -1540,8 +2442,18 @@
           <w:numId w:val="9"/>
         </w:numPr>
       </w:pPr>
-      <w:r>
-        <w:t>:TaskController — контроллер управления задачами.</w:t>
+      <w:proofErr w:type="gramStart"/>
+      <w:r>
+        <w:t>:</w:t>
+      </w:r>
+      <w:proofErr w:type="spellStart"/>
+      <w:r>
+        <w:t>TaskController</w:t>
+      </w:r>
+      <w:proofErr w:type="spellEnd"/>
+      <w:proofErr w:type="gramEnd"/>
+      <w:r>
+        <w:t xml:space="preserve"> — контроллер управления задачами.</w:t>
       </w:r>
     </w:p>
     <w:p>
@@ -1551,9 +2463,18 @@
           <w:numId w:val="9"/>
         </w:numPr>
       </w:pPr>
-      <w:r>
-        <w:lastRenderedPageBreak/>
-        <w:t>:RoleController — контроллер проверки прав доступа.</w:t>
+      <w:proofErr w:type="gramStart"/>
+      <w:r>
+        <w:t>:</w:t>
+      </w:r>
+      <w:proofErr w:type="spellStart"/>
+      <w:r>
+        <w:t>RoleController</w:t>
+      </w:r>
+      <w:proofErr w:type="spellEnd"/>
+      <w:proofErr w:type="gramEnd"/>
+      <w:r>
+        <w:t xml:space="preserve"> — контроллер проверки прав доступа.</w:t>
       </w:r>
     </w:p>
     <w:p>
@@ -1563,12 +2484,37 @@
           <w:numId w:val="9"/>
         </w:numPr>
       </w:pPr>
-      <w:r>
-        <w:rPr>
-          <w:b/>
-          <w:bCs/>
-        </w:rPr>
-        <w:t>Entity Objects (Сущности / Данные):</w:t>
+      <w:proofErr w:type="spellStart"/>
+      <w:r>
+        <w:rPr>
+          <w:b/>
+          <w:bCs/>
+        </w:rPr>
+        <w:t>Entity</w:t>
+      </w:r>
+      <w:proofErr w:type="spellEnd"/>
+      <w:r>
+        <w:rPr>
+          <w:b/>
+          <w:bCs/>
+        </w:rPr>
+        <w:t xml:space="preserve"> </w:t>
+      </w:r>
+      <w:proofErr w:type="spellStart"/>
+      <w:r>
+        <w:rPr>
+          <w:b/>
+          <w:bCs/>
+        </w:rPr>
+        <w:t>Objects</w:t>
+      </w:r>
+      <w:proofErr w:type="spellEnd"/>
+      <w:r>
+        <w:rPr>
+          <w:b/>
+          <w:bCs/>
+        </w:rPr>
+        <w:t xml:space="preserve"> (Сущности / Данные):</w:t>
       </w:r>
     </w:p>
     <w:p>
@@ -1578,8 +2524,18 @@
           <w:numId w:val="9"/>
         </w:numPr>
       </w:pPr>
-      <w:r>
-        <w:t>task : Task — объект изменяемой задачи.</w:t>
+      <w:proofErr w:type="spellStart"/>
+      <w:proofErr w:type="gramStart"/>
+      <w:r>
+        <w:t>task</w:t>
+      </w:r>
+      <w:proofErr w:type="spellEnd"/>
+      <w:r>
+        <w:t xml:space="preserve"> :</w:t>
+      </w:r>
+      <w:proofErr w:type="gramEnd"/>
+      <w:r>
+        <w:t xml:space="preserve"> Task — объект изменяемой задачи.</w:t>
       </w:r>
     </w:p>
     <w:p>
@@ -1589,8 +2545,18 @@
           <w:numId w:val="9"/>
         </w:numPr>
       </w:pPr>
-      <w:r>
-        <w:t>:TransitionHistory — история изменений/переходов.</w:t>
+      <w:proofErr w:type="gramStart"/>
+      <w:r>
+        <w:t>:</w:t>
+      </w:r>
+      <w:proofErr w:type="spellStart"/>
+      <w:r>
+        <w:t>TransitionHistory</w:t>
+      </w:r>
+      <w:proofErr w:type="spellEnd"/>
+      <w:proofErr w:type="gramEnd"/>
+      <w:r>
+        <w:t xml:space="preserve"> — история изменений/переходов.</w:t>
       </w:r>
     </w:p>
     <w:p/>
@@ -1622,11 +2588,40 @@
           <w:b/>
           <w:bCs/>
         </w:rPr>
-        <w:t>1: ChangeTask</w:t>
-      </w:r>
+        <w:t xml:space="preserve">1: </w:t>
+      </w:r>
+      <w:proofErr w:type="spellStart"/>
+      <w:r>
+        <w:rPr>
+          <w:b/>
+          <w:bCs/>
+        </w:rPr>
+        <w:t>ChangeTask</w:t>
+      </w:r>
+      <w:proofErr w:type="spellEnd"/>
       <w:r>
         <w:br/>
-        <w:t>Пользователь :Performer взаимодействует с формой :Form для изменения задачи.</w:t>
+      </w:r>
+      <w:proofErr w:type="gramStart"/>
+      <w:r>
+        <w:t>Пользователь :</w:t>
+      </w:r>
+      <w:proofErr w:type="spellStart"/>
+      <w:r>
+        <w:t>Performer</w:t>
+      </w:r>
+      <w:proofErr w:type="spellEnd"/>
+      <w:proofErr w:type="gramEnd"/>
+      <w:r>
+        <w:t xml:space="preserve"> взаимодействует с </w:t>
+      </w:r>
+      <w:proofErr w:type="gramStart"/>
+      <w:r>
+        <w:t>формой :Form</w:t>
+      </w:r>
+      <w:proofErr w:type="gramEnd"/>
+      <w:r>
+        <w:t xml:space="preserve"> для изменения задачи.</w:t>
       </w:r>
     </w:p>
     <w:p>
@@ -1641,11 +2636,40 @@
           <w:b/>
           <w:bCs/>
         </w:rPr>
-        <w:t>2: changeField</w:t>
-      </w:r>
+        <w:t xml:space="preserve">2: </w:t>
+      </w:r>
+      <w:proofErr w:type="spellStart"/>
+      <w:r>
+        <w:rPr>
+          <w:b/>
+          <w:bCs/>
+        </w:rPr>
+        <w:t>changeField</w:t>
+      </w:r>
+      <w:proofErr w:type="spellEnd"/>
       <w:r>
         <w:br/>
-        <w:t>Форма :Form передает запрос на изменение конкретного поля в бизнес-логику — контроллеру :TaskController.</w:t>
+      </w:r>
+      <w:proofErr w:type="gramStart"/>
+      <w:r>
+        <w:t>Форма :Form</w:t>
+      </w:r>
+      <w:proofErr w:type="gramEnd"/>
+      <w:r>
+        <w:t xml:space="preserve"> передает запрос на изменение конкретного поля в бизнес-логику — </w:t>
+      </w:r>
+      <w:proofErr w:type="gramStart"/>
+      <w:r>
+        <w:t>контроллеру :</w:t>
+      </w:r>
+      <w:proofErr w:type="spellStart"/>
+      <w:r>
+        <w:t>TaskController</w:t>
+      </w:r>
+      <w:proofErr w:type="spellEnd"/>
+      <w:proofErr w:type="gramEnd"/>
+      <w:r>
+        <w:t>.</w:t>
       </w:r>
     </w:p>
     <w:p>
@@ -1660,11 +2684,45 @@
           <w:b/>
           <w:bCs/>
         </w:rPr>
-        <w:t>3: getAccess</w:t>
-      </w:r>
+        <w:t xml:space="preserve">3: </w:t>
+      </w:r>
+      <w:proofErr w:type="spellStart"/>
+      <w:r>
+        <w:rPr>
+          <w:b/>
+          <w:bCs/>
+        </w:rPr>
+        <w:t>getAccess</w:t>
+      </w:r>
+      <w:proofErr w:type="spellEnd"/>
       <w:r>
         <w:br/>
-        <w:t>Контроллер :TaskController обращается к :RoleController для проверки прав доступа пользователя на выполнение этой операции.</w:t>
+      </w:r>
+      <w:proofErr w:type="gramStart"/>
+      <w:r>
+        <w:t>Контроллер :</w:t>
+      </w:r>
+      <w:proofErr w:type="spellStart"/>
+      <w:r>
+        <w:t>TaskController</w:t>
+      </w:r>
+      <w:proofErr w:type="spellEnd"/>
+      <w:proofErr w:type="gramEnd"/>
+      <w:r>
+        <w:t xml:space="preserve"> обращается </w:t>
+      </w:r>
+      <w:proofErr w:type="gramStart"/>
+      <w:r>
+        <w:t>к :</w:t>
+      </w:r>
+      <w:proofErr w:type="spellStart"/>
+      <w:r>
+        <w:t>RoleController</w:t>
+      </w:r>
+      <w:proofErr w:type="spellEnd"/>
+      <w:proofErr w:type="gramEnd"/>
+      <w:r>
+        <w:t xml:space="preserve"> для проверки прав доступа пользователя на выполнение этой операции.</w:t>
       </w:r>
     </w:p>
     <w:p>
@@ -1694,10 +2752,45 @@
           <w:b/>
           <w:bCs/>
         </w:rPr>
-        <w:t>4.1: writeAtHistory</w:t>
-      </w:r>
-      <w:r>
-        <w:t xml:space="preserve"> — :TaskController делает запись о совершенном изменении в сущность истории :TransitionHistory.</w:t>
+        <w:t xml:space="preserve">4.1: </w:t>
+      </w:r>
+      <w:proofErr w:type="spellStart"/>
+      <w:r>
+        <w:rPr>
+          <w:b/>
+          <w:bCs/>
+        </w:rPr>
+        <w:t>writeAtHistory</w:t>
+      </w:r>
+      <w:proofErr w:type="spellEnd"/>
+      <w:r>
+        <w:t xml:space="preserve"> </w:t>
+      </w:r>
+      <w:proofErr w:type="gramStart"/>
+      <w:r>
+        <w:t>— :</w:t>
+      </w:r>
+      <w:proofErr w:type="spellStart"/>
+      <w:r>
+        <w:t>TaskController</w:t>
+      </w:r>
+      <w:proofErr w:type="spellEnd"/>
+      <w:proofErr w:type="gramEnd"/>
+      <w:r>
+        <w:t xml:space="preserve"> делает запись о совершенном изменении в сущность </w:t>
+      </w:r>
+      <w:proofErr w:type="gramStart"/>
+      <w:r>
+        <w:t>истории :</w:t>
+      </w:r>
+      <w:proofErr w:type="spellStart"/>
+      <w:r>
+        <w:t>TransitionHistory</w:t>
+      </w:r>
+      <w:proofErr w:type="spellEnd"/>
+      <w:proofErr w:type="gramEnd"/>
+      <w:r>
+        <w:t>.</w:t>
       </w:r>
     </w:p>
     <w:p>
@@ -1712,10 +2805,53 @@
           <w:b/>
           <w:bCs/>
         </w:rPr>
-        <w:t>4.2: updateField</w:t>
-      </w:r>
-      <w:r>
-        <w:t xml:space="preserve"> — :TaskController обновляет значение поля непосредственно в сущности задачи task : Task.</w:t>
+        <w:t xml:space="preserve">4.2: </w:t>
+      </w:r>
+      <w:proofErr w:type="spellStart"/>
+      <w:r>
+        <w:rPr>
+          <w:b/>
+          <w:bCs/>
+        </w:rPr>
+        <w:t>updateField</w:t>
+      </w:r>
+      <w:proofErr w:type="spellEnd"/>
+      <w:r>
+        <w:t xml:space="preserve"> </w:t>
+      </w:r>
+      <w:proofErr w:type="gramStart"/>
+      <w:r>
+        <w:t>— :</w:t>
+      </w:r>
+      <w:proofErr w:type="spellStart"/>
+      <w:r>
+        <w:t>TaskController</w:t>
+      </w:r>
+      <w:proofErr w:type="spellEnd"/>
+      <w:proofErr w:type="gramEnd"/>
+      <w:r>
+        <w:t xml:space="preserve"> обновляет значение поля </w:t>
+      </w:r>
+      <w:proofErr w:type="gramStart"/>
+      <w:r>
+        <w:t>непосредственно в сущности</w:t>
+      </w:r>
+      <w:proofErr w:type="gramEnd"/>
+      <w:r>
+        <w:t xml:space="preserve"> задачи </w:t>
+      </w:r>
+      <w:proofErr w:type="spellStart"/>
+      <w:proofErr w:type="gramStart"/>
+      <w:r>
+        <w:t>task</w:t>
+      </w:r>
+      <w:proofErr w:type="spellEnd"/>
+      <w:r>
+        <w:t xml:space="preserve"> :</w:t>
+      </w:r>
+      <w:proofErr w:type="gramEnd"/>
+      <w:r>
+        <w:t xml:space="preserve"> Task.</w:t>
       </w:r>
     </w:p>
     <w:p>
@@ -1734,7 +2870,46 @@
       </w:r>
       <w:r>
         <w:br/>
-        <w:t>После выполнения обновления :TaskController передает данные обратно на страницу интерфейса :TaskPage, которая отображает результат и возвращает ответ пользователю :Performer.</w:t>
+        <w:t xml:space="preserve">После выполнения </w:t>
+      </w:r>
+      <w:proofErr w:type="gramStart"/>
+      <w:r>
+        <w:t>обновления :</w:t>
+      </w:r>
+      <w:proofErr w:type="spellStart"/>
+      <w:r>
+        <w:t>TaskController</w:t>
+      </w:r>
+      <w:proofErr w:type="spellEnd"/>
+      <w:proofErr w:type="gramEnd"/>
+      <w:r>
+        <w:t xml:space="preserve"> передает данные обратно на страницу </w:t>
+      </w:r>
+      <w:proofErr w:type="gramStart"/>
+      <w:r>
+        <w:t>интерфейса :</w:t>
+      </w:r>
+      <w:proofErr w:type="spellStart"/>
+      <w:r>
+        <w:t>TaskPage</w:t>
+      </w:r>
+      <w:proofErr w:type="spellEnd"/>
+      <w:proofErr w:type="gramEnd"/>
+      <w:r>
+        <w:t xml:space="preserve">, которая отображает результат и возвращает ответ </w:t>
+      </w:r>
+      <w:proofErr w:type="gramStart"/>
+      <w:r>
+        <w:t>пользователю :</w:t>
+      </w:r>
+      <w:proofErr w:type="spellStart"/>
+      <w:r>
+        <w:t>Performer</w:t>
+      </w:r>
+      <w:proofErr w:type="spellEnd"/>
+      <w:proofErr w:type="gramEnd"/>
+      <w:r>
+        <w:t>.</w:t>
       </w:r>
     </w:p>
     <w:p/>

--- a/ООАП.docx
+++ b/ООАП.docx
@@ -347,6 +347,14 @@
     </w:p>
     <w:p>
       <w:pPr>
+        <w:jc w:val="center"/>
+      </w:pPr>
+      <w:r>
+        <w:t>Рисунок 1 – Диаграмма МПО</w:t>
+      </w:r>
+    </w:p>
+    <w:p>
+      <w:pPr>
         <w:rPr>
           <w:b/>
           <w:bCs/>
@@ -1530,6 +1538,17 @@
         </w:drawing>
       </w:r>
     </w:p>
+    <w:p>
+      <w:pPr>
+        <w:jc w:val="center"/>
+      </w:pPr>
+      <w:r>
+        <w:t>Рисунок 2 – Диаграмма коммуникаций</w:t>
+      </w:r>
+      <w:r>
+        <w:t xml:space="preserve"> для статуса</w:t>
+      </w:r>
+    </w:p>
     <w:p/>
     <w:p>
       <w:pPr>
@@ -2276,6 +2295,17 @@
         </w:drawing>
       </w:r>
     </w:p>
+    <w:p>
+      <w:pPr>
+        <w:jc w:val="center"/>
+      </w:pPr>
+      <w:r>
+        <w:t>Рисунок 3 – Диаграмма анализа</w:t>
+      </w:r>
+      <w:r>
+        <w:t xml:space="preserve"> взаимодействия пользователя с задачей</w:t>
+      </w:r>
+    </w:p>
     <w:p/>
     <w:p>
       <w:pPr>
@@ -2304,6 +2334,7 @@
           <w:b/>
           <w:bCs/>
         </w:rPr>
+        <w:lastRenderedPageBreak/>
         <w:t>:</w:t>
       </w:r>
       <w:proofErr w:type="spellStart"/>
@@ -2339,7 +2370,6 @@
           <w:b/>
           <w:bCs/>
         </w:rPr>
-        <w:lastRenderedPageBreak/>
         <w:t>Boundary</w:t>
       </w:r>
       <w:proofErr w:type="spellEnd"/>
